--- a/DOCUMENT/8_Chapter7_BibliographyAndReferences.docx
+++ b/DOCUMENT/8_Chapter7_BibliographyAndReferences.docx
@@ -6,10 +6,13 @@
       <w:pPr>
         <w:spacing w:after="120"/>
         <w:jc w:val="center"/>
+        <w:rPr>
+          <w:rFonts w:asciiTheme="majorHAnsi" w:hAnsiTheme="majorHAnsi" w:cstheme="majorHAnsi"/>
+        </w:rPr>
       </w:pPr>
       <w:r>
         <w:rPr>
-          <w:rFonts w:ascii="Times New Roman" w:hAnsi="Times New Roman"/>
+          <w:rFonts w:asciiTheme="majorHAnsi" w:hAnsiTheme="majorHAnsi" w:cstheme="majorHAnsi"/>
           <w:b/>
           <w:sz w:val="32"/>
         </w:rPr>
@@ -20,10 +23,13 @@
       <w:pPr>
         <w:spacing w:after="120"/>
         <w:jc w:val="center"/>
+        <w:rPr>
+          <w:rFonts w:asciiTheme="majorHAnsi" w:hAnsiTheme="majorHAnsi" w:cstheme="majorHAnsi"/>
+        </w:rPr>
       </w:pPr>
       <w:r>
         <w:rPr>
-          <w:rFonts w:ascii="Times New Roman" w:hAnsi="Times New Roman"/>
+          <w:rFonts w:asciiTheme="majorHAnsi" w:hAnsiTheme="majorHAnsi" w:cstheme="majorHAnsi"/>
           <w:b/>
           <w:color w:val="B91C1C"/>
           <w:sz w:val="36"/>
@@ -31,15 +37,17 @@
         <w:t>BIBLIOGRAPHY &amp; REFERENCES</w:t>
       </w:r>
     </w:p>
-    <w:p/>
     <w:p>
       <w:pPr>
         <w:spacing w:after="160" w:line="300" w:lineRule="auto"/>
         <w:jc w:val="both"/>
+        <w:rPr>
+          <w:rFonts w:asciiTheme="majorHAnsi" w:hAnsiTheme="majorHAnsi" w:cstheme="majorHAnsi"/>
+        </w:rPr>
       </w:pPr>
       <w:r>
         <w:rPr>
-          <w:rFonts w:ascii="Times New Roman" w:hAnsi="Times New Roman"/>
+          <w:rFonts w:asciiTheme="majorHAnsi" w:hAnsiTheme="majorHAnsi" w:cstheme="majorHAnsi"/>
           <w:sz w:val="24"/>
         </w:rPr>
         <w:t>The following books, official documentation, and web resources were referred to during the analysis, design, development, and documentation of the “StreamHub” project.</w:t>
@@ -48,10 +56,13 @@
     <w:p>
       <w:pPr>
         <w:spacing w:before="280" w:after="160"/>
+        <w:rPr>
+          <w:rFonts w:asciiTheme="majorHAnsi" w:hAnsiTheme="majorHAnsi" w:cstheme="majorHAnsi"/>
+        </w:rPr>
       </w:pPr>
       <w:r>
         <w:rPr>
-          <w:rFonts w:ascii="Times New Roman" w:hAnsi="Times New Roman"/>
+          <w:rFonts w:asciiTheme="majorHAnsi" w:hAnsiTheme="majorHAnsi" w:cstheme="majorHAnsi"/>
           <w:b/>
           <w:color w:val="B91C1C"/>
           <w:sz w:val="28"/>
@@ -64,10 +75,13 @@
         <w:spacing w:after="160" w:line="288" w:lineRule="auto"/>
         <w:ind w:left="504" w:hanging="504"/>
         <w:jc w:val="both"/>
+        <w:rPr>
+          <w:rFonts w:asciiTheme="majorHAnsi" w:hAnsiTheme="majorHAnsi" w:cstheme="majorHAnsi"/>
+        </w:rPr>
       </w:pPr>
       <w:r>
         <w:rPr>
-          <w:rFonts w:ascii="Times New Roman" w:hAnsi="Times New Roman"/>
+          <w:rFonts w:asciiTheme="majorHAnsi" w:hAnsiTheme="majorHAnsi" w:cstheme="majorHAnsi"/>
           <w:b/>
           <w:color w:val="B91C1C"/>
           <w:sz w:val="23"/>
@@ -76,7 +90,7 @@
       </w:r>
       <w:r>
         <w:rPr>
-          <w:rFonts w:ascii="Times New Roman" w:hAnsi="Times New Roman"/>
+          <w:rFonts w:asciiTheme="majorHAnsi" w:hAnsiTheme="majorHAnsi" w:cstheme="majorHAnsi"/>
           <w:sz w:val="23"/>
         </w:rPr>
         <w:t>Craig Walls, “Spring Boot in Action,” Manning Publications, 2016.</w:t>
@@ -87,10 +101,13 @@
         <w:spacing w:after="160" w:line="288" w:lineRule="auto"/>
         <w:ind w:left="504" w:hanging="504"/>
         <w:jc w:val="both"/>
+        <w:rPr>
+          <w:rFonts w:asciiTheme="majorHAnsi" w:hAnsiTheme="majorHAnsi" w:cstheme="majorHAnsi"/>
+        </w:rPr>
       </w:pPr>
       <w:r>
         <w:rPr>
-          <w:rFonts w:ascii="Times New Roman" w:hAnsi="Times New Roman"/>
+          <w:rFonts w:asciiTheme="majorHAnsi" w:hAnsiTheme="majorHAnsi" w:cstheme="majorHAnsi"/>
           <w:b/>
           <w:color w:val="B91C1C"/>
           <w:sz w:val="23"/>
@@ -99,7 +116,7 @@
       </w:r>
       <w:r>
         <w:rPr>
-          <w:rFonts w:ascii="Times New Roman" w:hAnsi="Times New Roman"/>
+          <w:rFonts w:asciiTheme="majorHAnsi" w:hAnsiTheme="majorHAnsi" w:cstheme="majorHAnsi"/>
           <w:sz w:val="23"/>
         </w:rPr>
         <w:t>Craig Walls, “Spring in Action,” 6th Edition, Manning Publications, 2022.</w:t>
@@ -110,10 +127,13 @@
         <w:spacing w:after="160" w:line="288" w:lineRule="auto"/>
         <w:ind w:left="504" w:hanging="504"/>
         <w:jc w:val="both"/>
+        <w:rPr>
+          <w:rFonts w:asciiTheme="majorHAnsi" w:hAnsiTheme="majorHAnsi" w:cstheme="majorHAnsi"/>
+        </w:rPr>
       </w:pPr>
       <w:r>
         <w:rPr>
-          <w:rFonts w:ascii="Times New Roman" w:hAnsi="Times New Roman"/>
+          <w:rFonts w:asciiTheme="majorHAnsi" w:hAnsiTheme="majorHAnsi" w:cstheme="majorHAnsi"/>
           <w:b/>
           <w:color w:val="B91C1C"/>
           <w:sz w:val="23"/>
@@ -122,7 +142,7 @@
       </w:r>
       <w:r>
         <w:rPr>
-          <w:rFonts w:ascii="Times New Roman" w:hAnsi="Times New Roman"/>
+          <w:rFonts w:asciiTheme="majorHAnsi" w:hAnsiTheme="majorHAnsi" w:cstheme="majorHAnsi"/>
           <w:sz w:val="23"/>
         </w:rPr>
         <w:t>Alex Banks and Eve Porcello, “Learning React: Modern Patterns for Developing React Apps,” 2nd Edition, O'Reilly Media, 2020.</w:t>
@@ -133,10 +153,13 @@
         <w:spacing w:after="160" w:line="288" w:lineRule="auto"/>
         <w:ind w:left="504" w:hanging="504"/>
         <w:jc w:val="both"/>
+        <w:rPr>
+          <w:rFonts w:asciiTheme="majorHAnsi" w:hAnsiTheme="majorHAnsi" w:cstheme="majorHAnsi"/>
+        </w:rPr>
       </w:pPr>
       <w:r>
         <w:rPr>
-          <w:rFonts w:ascii="Times New Roman" w:hAnsi="Times New Roman"/>
+          <w:rFonts w:asciiTheme="majorHAnsi" w:hAnsiTheme="majorHAnsi" w:cstheme="majorHAnsi"/>
           <w:b/>
           <w:color w:val="B91C1C"/>
           <w:sz w:val="23"/>
@@ -145,7 +168,7 @@
       </w:r>
       <w:r>
         <w:rPr>
-          <w:rFonts w:ascii="Times New Roman" w:hAnsi="Times New Roman"/>
+          <w:rFonts w:asciiTheme="majorHAnsi" w:hAnsiTheme="majorHAnsi" w:cstheme="majorHAnsi"/>
           <w:sz w:val="23"/>
         </w:rPr>
         <w:t>Boris Cherny, “Programming TypeScript: Making Your JavaScript Applications Scale,” O'Reilly Media, 2019.</w:t>
@@ -156,10 +179,13 @@
         <w:spacing w:after="160" w:line="288" w:lineRule="auto"/>
         <w:ind w:left="504" w:hanging="504"/>
         <w:jc w:val="both"/>
+        <w:rPr>
+          <w:rFonts w:asciiTheme="majorHAnsi" w:hAnsiTheme="majorHAnsi" w:cstheme="majorHAnsi"/>
+        </w:rPr>
       </w:pPr>
       <w:r>
         <w:rPr>
-          <w:rFonts w:ascii="Times New Roman" w:hAnsi="Times New Roman"/>
+          <w:rFonts w:asciiTheme="majorHAnsi" w:hAnsiTheme="majorHAnsi" w:cstheme="majorHAnsi"/>
           <w:b/>
           <w:color w:val="B91C1C"/>
           <w:sz w:val="23"/>
@@ -168,7 +194,7 @@
       </w:r>
       <w:r>
         <w:rPr>
-          <w:rFonts w:ascii="Times New Roman" w:hAnsi="Times New Roman"/>
+          <w:rFonts w:asciiTheme="majorHAnsi" w:hAnsiTheme="majorHAnsi" w:cstheme="majorHAnsi"/>
           <w:sz w:val="23"/>
         </w:rPr>
         <w:t>Herbert Schildt, “Java: The Complete Reference,” 12th Edition, McGraw-Hill Education, 2021.</w:t>
@@ -179,10 +205,13 @@
         <w:spacing w:after="160" w:line="288" w:lineRule="auto"/>
         <w:ind w:left="504" w:hanging="504"/>
         <w:jc w:val="both"/>
+        <w:rPr>
+          <w:rFonts w:asciiTheme="majorHAnsi" w:hAnsiTheme="majorHAnsi" w:cstheme="majorHAnsi"/>
+        </w:rPr>
       </w:pPr>
       <w:r>
         <w:rPr>
-          <w:rFonts w:ascii="Times New Roman" w:hAnsi="Times New Roman"/>
+          <w:rFonts w:asciiTheme="majorHAnsi" w:hAnsiTheme="majorHAnsi" w:cstheme="majorHAnsi"/>
           <w:b/>
           <w:color w:val="B91C1C"/>
           <w:sz w:val="23"/>
@@ -191,7 +220,7 @@
       </w:r>
       <w:r>
         <w:rPr>
-          <w:rFonts w:ascii="Times New Roman" w:hAnsi="Times New Roman"/>
+          <w:rFonts w:asciiTheme="majorHAnsi" w:hAnsiTheme="majorHAnsi" w:cstheme="majorHAnsi"/>
           <w:sz w:val="23"/>
         </w:rPr>
         <w:t>Laurentiu Spilca, “Spring Security in Action,” Manning Publications, 2020.</w:t>
@@ -202,10 +231,13 @@
         <w:spacing w:after="160" w:line="288" w:lineRule="auto"/>
         <w:ind w:left="504" w:hanging="504"/>
         <w:jc w:val="both"/>
+        <w:rPr>
+          <w:rFonts w:asciiTheme="majorHAnsi" w:hAnsiTheme="majorHAnsi" w:cstheme="majorHAnsi"/>
+        </w:rPr>
       </w:pPr>
       <w:r>
         <w:rPr>
-          <w:rFonts w:ascii="Times New Roman" w:hAnsi="Times New Roman"/>
+          <w:rFonts w:asciiTheme="majorHAnsi" w:hAnsiTheme="majorHAnsi" w:cstheme="majorHAnsi"/>
           <w:b/>
           <w:color w:val="B91C1C"/>
           <w:sz w:val="23"/>
@@ -214,7 +246,7 @@
       </w:r>
       <w:r>
         <w:rPr>
-          <w:rFonts w:ascii="Times New Roman" w:hAnsi="Times New Roman"/>
+          <w:rFonts w:asciiTheme="majorHAnsi" w:hAnsiTheme="majorHAnsi" w:cstheme="majorHAnsi"/>
           <w:sz w:val="23"/>
         </w:rPr>
         <w:t>Silberschatz, Korth, and Sudarshan, “Database System Concepts,” 7th Edition, McGraw-Hill Education, 2019.</w:t>
@@ -225,10 +257,13 @@
         <w:spacing w:after="160" w:line="288" w:lineRule="auto"/>
         <w:ind w:left="504" w:hanging="504"/>
         <w:jc w:val="both"/>
+        <w:rPr>
+          <w:rFonts w:asciiTheme="majorHAnsi" w:hAnsiTheme="majorHAnsi" w:cstheme="majorHAnsi"/>
+        </w:rPr>
       </w:pPr>
       <w:r>
         <w:rPr>
-          <w:rFonts w:ascii="Times New Roman" w:hAnsi="Times New Roman"/>
+          <w:rFonts w:asciiTheme="majorHAnsi" w:hAnsiTheme="majorHAnsi" w:cstheme="majorHAnsi"/>
           <w:b/>
           <w:color w:val="B91C1C"/>
           <w:sz w:val="23"/>
@@ -237,7 +272,7 @@
       </w:r>
       <w:r>
         <w:rPr>
-          <w:rFonts w:ascii="Times New Roman" w:hAnsi="Times New Roman"/>
+          <w:rFonts w:asciiTheme="majorHAnsi" w:hAnsiTheme="majorHAnsi" w:cstheme="majorHAnsi"/>
           <w:sz w:val="23"/>
         </w:rPr>
         <w:t>Roger S. Pressman and Bruce R. Maxim, “Software Engineering: A Practitioner's Approach,” 9th Edition, McGraw-Hill Education, 2019.</w:t>
@@ -248,10 +283,13 @@
         <w:spacing w:after="160" w:line="288" w:lineRule="auto"/>
         <w:ind w:left="504" w:hanging="504"/>
         <w:jc w:val="both"/>
+        <w:rPr>
+          <w:rFonts w:asciiTheme="majorHAnsi" w:hAnsiTheme="majorHAnsi" w:cstheme="majorHAnsi"/>
+        </w:rPr>
       </w:pPr>
       <w:r>
         <w:rPr>
-          <w:rFonts w:ascii="Times New Roman" w:hAnsi="Times New Roman"/>
+          <w:rFonts w:asciiTheme="majorHAnsi" w:hAnsiTheme="majorHAnsi" w:cstheme="majorHAnsi"/>
           <w:b/>
           <w:color w:val="B91C1C"/>
           <w:sz w:val="23"/>
@@ -260,20 +298,29 @@
       </w:r>
       <w:r>
         <w:rPr>
-          <w:rFonts w:ascii="Times New Roman" w:hAnsi="Times New Roman"/>
+          <w:rFonts w:asciiTheme="majorHAnsi" w:hAnsiTheme="majorHAnsi" w:cstheme="majorHAnsi"/>
           <w:sz w:val="23"/>
         </w:rPr>
         <w:t>Grady Booch, James Rumbaugh, and Ivar Jacobson, “The Unified Modeling Language User Guide,” 2nd Edition, Addison-Wesley, 2005.</w:t>
       </w:r>
     </w:p>
-    <w:p/>
+    <w:p>
+      <w:pPr>
+        <w:rPr>
+          <w:rFonts w:asciiTheme="majorHAnsi" w:hAnsiTheme="majorHAnsi" w:cstheme="majorHAnsi"/>
+        </w:rPr>
+      </w:pPr>
+    </w:p>
     <w:p>
       <w:pPr>
         <w:spacing w:before="280" w:after="160"/>
+        <w:rPr>
+          <w:rFonts w:asciiTheme="majorHAnsi" w:hAnsiTheme="majorHAnsi" w:cstheme="majorHAnsi"/>
+        </w:rPr>
       </w:pPr>
       <w:r>
         <w:rPr>
-          <w:rFonts w:ascii="Times New Roman" w:hAnsi="Times New Roman"/>
+          <w:rFonts w:asciiTheme="majorHAnsi" w:hAnsiTheme="majorHAnsi" w:cstheme="majorHAnsi"/>
           <w:b/>
           <w:color w:val="B91C1C"/>
           <w:sz w:val="28"/>
@@ -287,31 +334,68 @@
         <w:ind w:left="504" w:hanging="504"/>
         <w:jc w:val="both"/>
         <w:rPr>
-          <w:rFonts w:ascii="Times New Roman" w:hAnsi="Times New Roman"/>
+          <w:rFonts w:asciiTheme="majorHAnsi" w:hAnsiTheme="majorHAnsi" w:cstheme="majorHAnsi"/>
           <w:sz w:val="23"/>
         </w:rPr>
       </w:pPr>
       <w:r>
         <w:rPr>
-          <w:rFonts w:ascii="Times New Roman" w:hAnsi="Times New Roman"/>
+          <w:rFonts w:asciiTheme="majorHAnsi" w:hAnsiTheme="majorHAnsi" w:cstheme="majorHAnsi"/>
           <w:b/>
           <w:color w:val="B91C1C"/>
           <w:sz w:val="23"/>
         </w:rPr>
-        <w:t xml:space="preserve">[1]  </w:t>
+        <w:t>[1]</w:t>
       </w:r>
       <w:r>
         <w:rPr>
-          <w:rFonts w:ascii="Times New Roman" w:hAnsi="Times New Roman"/>
+          <w:rFonts w:asciiTheme="majorHAnsi" w:hAnsiTheme="majorHAnsi" w:cstheme="majorHAnsi"/>
+          <w:b/>
+          <w:color w:val="B91C1C"/>
           <w:sz w:val="23"/>
         </w:rPr>
-        <w:t xml:space="preserve">Spring Boot Official Documentation – </w:t>
+        <w:t xml:space="preserve"> </w:t>
+      </w:r>
+      <w:r>
+        <w:rPr>
+          <w:rFonts w:asciiTheme="majorHAnsi" w:hAnsiTheme="majorHAnsi" w:cstheme="majorHAnsi"/>
+          <w:sz w:val="23"/>
+        </w:rPr>
+        <w:t>Spring</w:t>
+      </w:r>
+      <w:r>
+        <w:rPr>
+          <w:rFonts w:asciiTheme="majorHAnsi" w:hAnsiTheme="majorHAnsi" w:cstheme="majorHAnsi"/>
+          <w:sz w:val="23"/>
+        </w:rPr>
+        <w:t xml:space="preserve"> </w:t>
+      </w:r>
+      <w:r>
+        <w:rPr>
+          <w:rFonts w:asciiTheme="majorHAnsi" w:hAnsiTheme="majorHAnsi" w:cstheme="majorHAnsi"/>
+          <w:sz w:val="23"/>
+        </w:rPr>
+        <w:t>Boot</w:t>
+      </w:r>
+      <w:r>
+        <w:rPr>
+          <w:rFonts w:asciiTheme="majorHAnsi" w:hAnsiTheme="majorHAnsi" w:cstheme="majorHAnsi"/>
+          <w:sz w:val="23"/>
+        </w:rPr>
+        <w:t xml:space="preserve"> </w:t>
+      </w:r>
+      <w:r>
+        <w:rPr>
+          <w:rFonts w:asciiTheme="majorHAnsi" w:hAnsiTheme="majorHAnsi" w:cstheme="majorHAnsi"/>
+          <w:sz w:val="23"/>
+        </w:rPr>
+        <w:t xml:space="preserve">Documentation – </w:t>
       </w:r>
       <w:hyperlink r:id="rId8" w:history="1">
         <w:r>
           <w:rPr>
             <w:rStyle w:val="Hyperlink"/>
-            <w:rFonts w:ascii="Times New Roman" w:hAnsi="Times New Roman"/>
+            <w:rFonts w:asciiTheme="majorHAnsi" w:hAnsiTheme="majorHAnsi" w:cstheme="majorHAnsi"/>
             <w:sz w:val="23"/>
           </w:rPr>
           <w:t>https://docs.spring.io/spring-boot/documentation.html</w:t>
@@ -323,28 +407,31 @@
         <w:spacing w:after="160" w:line="288" w:lineRule="auto"/>
         <w:ind w:left="504" w:hanging="504"/>
         <w:jc w:val="both"/>
+        <w:rPr>
+          <w:rFonts w:asciiTheme="majorHAnsi" w:hAnsiTheme="majorHAnsi" w:cstheme="majorHAnsi"/>
+        </w:rPr>
       </w:pPr>
       <w:r>
         <w:rPr>
-          <w:rFonts w:ascii="Times New Roman" w:hAnsi="Times New Roman"/>
+          <w:rFonts w:asciiTheme="majorHAnsi" w:hAnsiTheme="majorHAnsi" w:cstheme="majorHAnsi"/>
           <w:b/>
           <w:color w:val="B91C1C"/>
           <w:sz w:val="23"/>
         </w:rPr>
-        <w:t xml:space="preserve">[2]  </w:t>
+        <w:t xml:space="preserve">[2] </w:t>
       </w:r>
       <w:r>
         <w:rPr>
-          <w:rFonts w:ascii="Times New Roman" w:hAnsi="Times New Roman"/>
+          <w:rFonts w:asciiTheme="majorHAnsi" w:hAnsiTheme="majorHAnsi" w:cstheme="majorHAnsi"/>
           <w:sz w:val="23"/>
         </w:rPr>
-        <w:t xml:space="preserve">Spring Security Reference Documentation – </w:t>
+        <w:t xml:space="preserve">Spring Security Documentation – </w:t>
       </w:r>
       <w:hyperlink r:id="rId9" w:history="1">
         <w:r>
           <w:rPr>
             <w:rStyle w:val="Hyperlink"/>
-            <w:rFonts w:ascii="Times New Roman" w:hAnsi="Times New Roman"/>
+            <w:rFonts w:asciiTheme="majorHAnsi" w:hAnsiTheme="majorHAnsi" w:cstheme="majorHAnsi"/>
             <w:sz w:val="23"/>
           </w:rPr>
           <w:t>https://docs.spring.io/spring-security/reference/</w:t>
@@ -352,7 +439,7 @@
       </w:hyperlink>
       <w:r>
         <w:rPr>
-          <w:rFonts w:ascii="Times New Roman" w:hAnsi="Times New Roman"/>
+          <w:rFonts w:asciiTheme="majorHAnsi" w:hAnsiTheme="majorHAnsi" w:cstheme="majorHAnsi"/>
           <w:sz w:val="23"/>
         </w:rPr>
         <w:t xml:space="preserve"> </w:t>
@@ -363,28 +450,31 @@
         <w:spacing w:after="160" w:line="288" w:lineRule="auto"/>
         <w:ind w:left="504" w:hanging="504"/>
         <w:jc w:val="both"/>
+        <w:rPr>
+          <w:rFonts w:asciiTheme="majorHAnsi" w:hAnsiTheme="majorHAnsi" w:cstheme="majorHAnsi"/>
+        </w:rPr>
       </w:pPr>
       <w:r>
         <w:rPr>
-          <w:rFonts w:ascii="Times New Roman" w:hAnsi="Times New Roman"/>
+          <w:rFonts w:asciiTheme="majorHAnsi" w:hAnsiTheme="majorHAnsi" w:cstheme="majorHAnsi"/>
           <w:b/>
           <w:color w:val="B91C1C"/>
           <w:sz w:val="23"/>
         </w:rPr>
-        <w:t xml:space="preserve">[3]  </w:t>
+        <w:t xml:space="preserve">[3] </w:t>
       </w:r>
       <w:r>
         <w:rPr>
-          <w:rFonts w:ascii="Times New Roman" w:hAnsi="Times New Roman"/>
+          <w:rFonts w:asciiTheme="majorHAnsi" w:hAnsiTheme="majorHAnsi" w:cstheme="majorHAnsi"/>
           <w:sz w:val="23"/>
         </w:rPr>
-        <w:t xml:space="preserve">Spring Data JPA Reference Documentation – </w:t>
+        <w:t xml:space="preserve">Spring Data JPA Documentation – </w:t>
       </w:r>
       <w:hyperlink r:id="rId10" w:history="1">
         <w:r>
           <w:rPr>
             <w:rStyle w:val="Hyperlink"/>
-            <w:rFonts w:ascii="Times New Roman" w:hAnsi="Times New Roman"/>
+            <w:rFonts w:asciiTheme="majorHAnsi" w:hAnsiTheme="majorHAnsi" w:cstheme="majorHAnsi"/>
             <w:sz w:val="23"/>
           </w:rPr>
           <w:t>https://docs.spring.io/spring-data/jpa/reference/</w:t>
@@ -392,7 +482,7 @@
       </w:hyperlink>
       <w:r>
         <w:rPr>
-          <w:rFonts w:ascii="Times New Roman" w:hAnsi="Times New Roman"/>
+          <w:rFonts w:asciiTheme="majorHAnsi" w:hAnsiTheme="majorHAnsi" w:cstheme="majorHAnsi"/>
           <w:sz w:val="23"/>
         </w:rPr>
         <w:t xml:space="preserve"> </w:t>
@@ -403,10 +493,13 @@
         <w:spacing w:after="160" w:line="288" w:lineRule="auto"/>
         <w:ind w:left="504" w:hanging="504"/>
         <w:jc w:val="both"/>
+        <w:rPr>
+          <w:rFonts w:asciiTheme="majorHAnsi" w:hAnsiTheme="majorHAnsi" w:cstheme="majorHAnsi"/>
+        </w:rPr>
       </w:pPr>
       <w:r>
         <w:rPr>
-          <w:rFonts w:ascii="Times New Roman" w:hAnsi="Times New Roman"/>
+          <w:rFonts w:asciiTheme="majorHAnsi" w:hAnsiTheme="majorHAnsi" w:cstheme="majorHAnsi"/>
           <w:b/>
           <w:color w:val="B91C1C"/>
           <w:sz w:val="23"/>
@@ -415,7 +508,7 @@
       </w:r>
       <w:r>
         <w:rPr>
-          <w:rFonts w:ascii="Times New Roman" w:hAnsi="Times New Roman"/>
+          <w:rFonts w:asciiTheme="majorHAnsi" w:hAnsiTheme="majorHAnsi" w:cstheme="majorHAnsi"/>
           <w:sz w:val="23"/>
         </w:rPr>
         <w:t xml:space="preserve">React Official Documentation – </w:t>
@@ -424,7 +517,7 @@
         <w:r>
           <w:rPr>
             <w:rStyle w:val="Hyperlink"/>
-            <w:rFonts w:ascii="Times New Roman" w:hAnsi="Times New Roman"/>
+            <w:rFonts w:asciiTheme="majorHAnsi" w:hAnsiTheme="majorHAnsi" w:cstheme="majorHAnsi"/>
             <w:sz w:val="23"/>
           </w:rPr>
           <w:t>https://react.dev/</w:t>
@@ -432,7 +525,7 @@
       </w:hyperlink>
       <w:r>
         <w:rPr>
-          <w:rFonts w:ascii="Times New Roman" w:hAnsi="Times New Roman"/>
+          <w:rFonts w:asciiTheme="majorHAnsi" w:hAnsiTheme="majorHAnsi" w:cstheme="majorHAnsi"/>
           <w:sz w:val="23"/>
         </w:rPr>
         <w:t xml:space="preserve"> </w:t>
@@ -443,10 +536,13 @@
         <w:spacing w:after="160" w:line="288" w:lineRule="auto"/>
         <w:ind w:left="504" w:hanging="504"/>
         <w:jc w:val="both"/>
+        <w:rPr>
+          <w:rFonts w:asciiTheme="majorHAnsi" w:hAnsiTheme="majorHAnsi" w:cstheme="majorHAnsi"/>
+        </w:rPr>
       </w:pPr>
       <w:r>
         <w:rPr>
-          <w:rFonts w:ascii="Times New Roman" w:hAnsi="Times New Roman"/>
+          <w:rFonts w:asciiTheme="majorHAnsi" w:hAnsiTheme="majorHAnsi" w:cstheme="majorHAnsi"/>
           <w:b/>
           <w:color w:val="B91C1C"/>
           <w:sz w:val="23"/>
@@ -455,7 +551,7 @@
       </w:r>
       <w:r>
         <w:rPr>
-          <w:rFonts w:ascii="Times New Roman" w:hAnsi="Times New Roman"/>
+          <w:rFonts w:asciiTheme="majorHAnsi" w:hAnsiTheme="majorHAnsi" w:cstheme="majorHAnsi"/>
           <w:sz w:val="23"/>
         </w:rPr>
         <w:t xml:space="preserve">Vite Official Documentation – </w:t>
@@ -464,7 +560,7 @@
         <w:r>
           <w:rPr>
             <w:rStyle w:val="Hyperlink"/>
-            <w:rFonts w:ascii="Times New Roman" w:hAnsi="Times New Roman"/>
+            <w:rFonts w:asciiTheme="majorHAnsi" w:hAnsiTheme="majorHAnsi" w:cstheme="majorHAnsi"/>
             <w:sz w:val="23"/>
           </w:rPr>
           <w:t>https://vite.dev/</w:t>
@@ -472,7 +568,7 @@
       </w:hyperlink>
       <w:r>
         <w:rPr>
-          <w:rFonts w:ascii="Times New Roman" w:hAnsi="Times New Roman"/>
+          <w:rFonts w:asciiTheme="majorHAnsi" w:hAnsiTheme="majorHAnsi" w:cstheme="majorHAnsi"/>
           <w:sz w:val="23"/>
         </w:rPr>
         <w:t xml:space="preserve"> </w:t>
@@ -483,10 +579,13 @@
         <w:spacing w:after="160" w:line="288" w:lineRule="auto"/>
         <w:ind w:left="504" w:hanging="504"/>
         <w:jc w:val="both"/>
+        <w:rPr>
+          <w:rFonts w:asciiTheme="majorHAnsi" w:hAnsiTheme="majorHAnsi" w:cstheme="majorHAnsi"/>
+        </w:rPr>
       </w:pPr>
       <w:r>
         <w:rPr>
-          <w:rFonts w:ascii="Times New Roman" w:hAnsi="Times New Roman"/>
+          <w:rFonts w:asciiTheme="majorHAnsi" w:hAnsiTheme="majorHAnsi" w:cstheme="majorHAnsi"/>
           <w:b/>
           <w:color w:val="B91C1C"/>
           <w:sz w:val="23"/>
@@ -495,7 +594,7 @@
       </w:r>
       <w:r>
         <w:rPr>
-          <w:rFonts w:ascii="Times New Roman" w:hAnsi="Times New Roman"/>
+          <w:rFonts w:asciiTheme="majorHAnsi" w:hAnsiTheme="majorHAnsi" w:cstheme="majorHAnsi"/>
           <w:sz w:val="23"/>
         </w:rPr>
         <w:t xml:space="preserve">TypeScript Official Documentation – </w:t>
@@ -504,7 +603,7 @@
         <w:r>
           <w:rPr>
             <w:rStyle w:val="Hyperlink"/>
-            <w:rFonts w:ascii="Times New Roman" w:hAnsi="Times New Roman"/>
+            <w:rFonts w:asciiTheme="majorHAnsi" w:hAnsiTheme="majorHAnsi" w:cstheme="majorHAnsi"/>
             <w:sz w:val="23"/>
           </w:rPr>
           <w:t>https://www.typescriptlang.org/docs/</w:t>
@@ -512,7 +611,7 @@
       </w:hyperlink>
       <w:r>
         <w:rPr>
-          <w:rFonts w:ascii="Times New Roman" w:hAnsi="Times New Roman"/>
+          <w:rFonts w:asciiTheme="majorHAnsi" w:hAnsiTheme="majorHAnsi" w:cstheme="majorHAnsi"/>
           <w:sz w:val="23"/>
         </w:rPr>
         <w:t xml:space="preserve"> </w:t>
@@ -523,10 +622,13 @@
         <w:spacing w:after="160" w:line="288" w:lineRule="auto"/>
         <w:ind w:left="504" w:hanging="504"/>
         <w:jc w:val="both"/>
+        <w:rPr>
+          <w:rFonts w:asciiTheme="majorHAnsi" w:hAnsiTheme="majorHAnsi" w:cstheme="majorHAnsi"/>
+        </w:rPr>
       </w:pPr>
       <w:r>
         <w:rPr>
-          <w:rFonts w:ascii="Times New Roman" w:hAnsi="Times New Roman"/>
+          <w:rFonts w:asciiTheme="majorHAnsi" w:hAnsiTheme="majorHAnsi" w:cstheme="majorHAnsi"/>
           <w:b/>
           <w:color w:val="B91C1C"/>
           <w:sz w:val="23"/>
@@ -535,7 +637,7 @@
       </w:r>
       <w:r>
         <w:rPr>
-          <w:rFonts w:ascii="Times New Roman" w:hAnsi="Times New Roman"/>
+          <w:rFonts w:asciiTheme="majorHAnsi" w:hAnsiTheme="majorHAnsi" w:cstheme="majorHAnsi"/>
           <w:sz w:val="23"/>
         </w:rPr>
         <w:t xml:space="preserve">Tailwind CSS Official Documentation – </w:t>
@@ -544,7 +646,7 @@
         <w:r>
           <w:rPr>
             <w:rStyle w:val="Hyperlink"/>
-            <w:rFonts w:ascii="Times New Roman" w:hAnsi="Times New Roman"/>
+            <w:rFonts w:asciiTheme="majorHAnsi" w:hAnsiTheme="majorHAnsi" w:cstheme="majorHAnsi"/>
             <w:sz w:val="23"/>
           </w:rPr>
           <w:t>https://tailwindcss.com/docs</w:t>
@@ -552,7 +654,7 @@
       </w:hyperlink>
       <w:r>
         <w:rPr>
-          <w:rFonts w:ascii="Times New Roman" w:hAnsi="Times New Roman"/>
+          <w:rFonts w:asciiTheme="majorHAnsi" w:hAnsiTheme="majorHAnsi" w:cstheme="majorHAnsi"/>
           <w:sz w:val="23"/>
         </w:rPr>
         <w:t xml:space="preserve"> </w:t>
@@ -563,10 +665,13 @@
         <w:spacing w:after="160" w:line="288" w:lineRule="auto"/>
         <w:ind w:left="504" w:hanging="504"/>
         <w:jc w:val="both"/>
+        <w:rPr>
+          <w:rFonts w:asciiTheme="majorHAnsi" w:hAnsiTheme="majorHAnsi" w:cstheme="majorHAnsi"/>
+        </w:rPr>
       </w:pPr>
       <w:r>
         <w:rPr>
-          <w:rFonts w:ascii="Times New Roman" w:hAnsi="Times New Roman"/>
+          <w:rFonts w:asciiTheme="majorHAnsi" w:hAnsiTheme="majorHAnsi" w:cstheme="majorHAnsi"/>
           <w:b/>
           <w:color w:val="B91C1C"/>
           <w:sz w:val="23"/>
@@ -576,7 +681,7 @@
       </w:r>
       <w:r>
         <w:rPr>
-          <w:rFonts w:ascii="Times New Roman" w:hAnsi="Times New Roman"/>
+          <w:rFonts w:asciiTheme="majorHAnsi" w:hAnsiTheme="majorHAnsi" w:cstheme="majorHAnsi"/>
           <w:sz w:val="23"/>
         </w:rPr>
         <w:t xml:space="preserve">Video.js Official Documentation – </w:t>
@@ -585,7 +690,7 @@
         <w:r>
           <w:rPr>
             <w:rStyle w:val="Hyperlink"/>
-            <w:rFonts w:ascii="Times New Roman" w:hAnsi="Times New Roman"/>
+            <w:rFonts w:asciiTheme="majorHAnsi" w:hAnsiTheme="majorHAnsi" w:cstheme="majorHAnsi"/>
             <w:sz w:val="23"/>
           </w:rPr>
           <w:t>https://videojs.com/guides/</w:t>
@@ -593,7 +698,7 @@
       </w:hyperlink>
       <w:r>
         <w:rPr>
-          <w:rFonts w:ascii="Times New Roman" w:hAnsi="Times New Roman"/>
+          <w:rFonts w:asciiTheme="majorHAnsi" w:hAnsiTheme="majorHAnsi" w:cstheme="majorHAnsi"/>
           <w:sz w:val="23"/>
         </w:rPr>
         <w:t xml:space="preserve"> </w:t>
@@ -604,10 +709,13 @@
         <w:spacing w:after="160" w:line="288" w:lineRule="auto"/>
         <w:ind w:left="504" w:hanging="504"/>
         <w:jc w:val="both"/>
+        <w:rPr>
+          <w:rFonts w:asciiTheme="majorHAnsi" w:hAnsiTheme="majorHAnsi" w:cstheme="majorHAnsi"/>
+        </w:rPr>
       </w:pPr>
       <w:r>
         <w:rPr>
-          <w:rFonts w:ascii="Times New Roman" w:hAnsi="Times New Roman"/>
+          <w:rFonts w:asciiTheme="majorHAnsi" w:hAnsiTheme="majorHAnsi" w:cstheme="majorHAnsi"/>
           <w:b/>
           <w:color w:val="B91C1C"/>
           <w:sz w:val="23"/>
@@ -616,7 +724,7 @@
       </w:r>
       <w:r>
         <w:rPr>
-          <w:rFonts w:ascii="Times New Roman" w:hAnsi="Times New Roman"/>
+          <w:rFonts w:asciiTheme="majorHAnsi" w:hAnsiTheme="majorHAnsi" w:cstheme="majorHAnsi"/>
           <w:sz w:val="23"/>
         </w:rPr>
         <w:t xml:space="preserve">FFmpeg Official Documentation – </w:t>
@@ -625,7 +733,7 @@
         <w:r>
           <w:rPr>
             <w:rStyle w:val="Hyperlink"/>
-            <w:rFonts w:ascii="Times New Roman" w:hAnsi="Times New Roman"/>
+            <w:rFonts w:asciiTheme="majorHAnsi" w:hAnsiTheme="majorHAnsi" w:cstheme="majorHAnsi"/>
             <w:sz w:val="23"/>
           </w:rPr>
           <w:t>https://ffmpeg.org/documentation.html</w:t>
@@ -633,7 +741,7 @@
       </w:hyperlink>
       <w:r>
         <w:rPr>
-          <w:rFonts w:ascii="Times New Roman" w:hAnsi="Times New Roman"/>
+          <w:rFonts w:asciiTheme="majorHAnsi" w:hAnsiTheme="majorHAnsi" w:cstheme="majorHAnsi"/>
           <w:sz w:val="23"/>
         </w:rPr>
         <w:t xml:space="preserve"> </w:t>
@@ -644,10 +752,13 @@
         <w:spacing w:after="160" w:line="288" w:lineRule="auto"/>
         <w:ind w:left="504" w:hanging="504"/>
         <w:jc w:val="both"/>
+        <w:rPr>
+          <w:rFonts w:asciiTheme="majorHAnsi" w:hAnsiTheme="majorHAnsi" w:cstheme="majorHAnsi"/>
+        </w:rPr>
       </w:pPr>
       <w:r>
         <w:rPr>
-          <w:rFonts w:ascii="Times New Roman" w:hAnsi="Times New Roman"/>
+          <w:rFonts w:asciiTheme="majorHAnsi" w:hAnsiTheme="majorHAnsi" w:cstheme="majorHAnsi"/>
           <w:b/>
           <w:color w:val="B91C1C"/>
           <w:sz w:val="23"/>
@@ -656,7 +767,7 @@
       </w:r>
       <w:r>
         <w:rPr>
-          <w:rFonts w:ascii="Times New Roman" w:hAnsi="Times New Roman"/>
+          <w:rFonts w:asciiTheme="majorHAnsi" w:hAnsiTheme="majorHAnsi" w:cstheme="majorHAnsi"/>
           <w:b/>
           <w:color w:val="B91C1C"/>
           <w:sz w:val="23"/>
@@ -665,7 +776,7 @@
       </w:r>
       <w:r>
         <w:rPr>
-          <w:rFonts w:ascii="Times New Roman" w:hAnsi="Times New Roman"/>
+          <w:rFonts w:asciiTheme="majorHAnsi" w:hAnsiTheme="majorHAnsi" w:cstheme="majorHAnsi"/>
           <w:sz w:val="23"/>
         </w:rPr>
         <w:t xml:space="preserve">HTTP Live Streaming (HLS) Overview – Apple Developer Documentation – </w:t>
@@ -674,7 +785,7 @@
         <w:r>
           <w:rPr>
             <w:rStyle w:val="Hyperlink"/>
-            <w:rFonts w:ascii="Times New Roman" w:hAnsi="Times New Roman"/>
+            <w:rFonts w:asciiTheme="majorHAnsi" w:hAnsiTheme="majorHAnsi" w:cstheme="majorHAnsi"/>
             <w:sz w:val="23"/>
           </w:rPr>
           <w:t>https://developer.apple.com/streaming/</w:t>
@@ -682,7 +793,7 @@
       </w:hyperlink>
       <w:r>
         <w:rPr>
-          <w:rFonts w:ascii="Times New Roman" w:hAnsi="Times New Roman"/>
+          <w:rFonts w:asciiTheme="majorHAnsi" w:hAnsiTheme="majorHAnsi" w:cstheme="majorHAnsi"/>
           <w:sz w:val="23"/>
         </w:rPr>
         <w:t xml:space="preserve"> </w:t>
@@ -693,10 +804,13 @@
         <w:spacing w:after="160" w:line="288" w:lineRule="auto"/>
         <w:ind w:left="504" w:hanging="504"/>
         <w:jc w:val="both"/>
+        <w:rPr>
+          <w:rFonts w:asciiTheme="majorHAnsi" w:hAnsiTheme="majorHAnsi" w:cstheme="majorHAnsi"/>
+        </w:rPr>
       </w:pPr>
       <w:r>
         <w:rPr>
-          <w:rFonts w:ascii="Times New Roman" w:hAnsi="Times New Roman"/>
+          <w:rFonts w:asciiTheme="majorHAnsi" w:hAnsiTheme="majorHAnsi" w:cstheme="majorHAnsi"/>
           <w:b/>
           <w:color w:val="B91C1C"/>
           <w:sz w:val="23"/>
@@ -705,7 +819,7 @@
       </w:r>
       <w:r>
         <w:rPr>
-          <w:rFonts w:ascii="Times New Roman" w:hAnsi="Times New Roman"/>
+          <w:rFonts w:asciiTheme="majorHAnsi" w:hAnsiTheme="majorHAnsi" w:cstheme="majorHAnsi"/>
           <w:sz w:val="23"/>
         </w:rPr>
         <w:t xml:space="preserve">JWT (JSON Web Token) Introduction – </w:t>
@@ -714,7 +828,7 @@
         <w:r>
           <w:rPr>
             <w:rStyle w:val="Hyperlink"/>
-            <w:rFonts w:ascii="Times New Roman" w:hAnsi="Times New Roman"/>
+            <w:rFonts w:asciiTheme="majorHAnsi" w:hAnsiTheme="majorHAnsi" w:cstheme="majorHAnsi"/>
             <w:sz w:val="23"/>
           </w:rPr>
           <w:t>https://jwt.io/introduction</w:t>
@@ -722,7 +836,7 @@
       </w:hyperlink>
       <w:r>
         <w:rPr>
-          <w:rFonts w:ascii="Times New Roman" w:hAnsi="Times New Roman"/>
+          <w:rFonts w:asciiTheme="majorHAnsi" w:hAnsiTheme="majorHAnsi" w:cstheme="majorHAnsi"/>
           <w:sz w:val="23"/>
         </w:rPr>
         <w:t xml:space="preserve"> </w:t>
@@ -733,10 +847,13 @@
         <w:spacing w:after="160" w:line="288" w:lineRule="auto"/>
         <w:ind w:left="504" w:hanging="504"/>
         <w:jc w:val="both"/>
+        <w:rPr>
+          <w:rFonts w:asciiTheme="majorHAnsi" w:hAnsiTheme="majorHAnsi" w:cstheme="majorHAnsi"/>
+        </w:rPr>
       </w:pPr>
       <w:r>
         <w:rPr>
-          <w:rFonts w:ascii="Times New Roman" w:hAnsi="Times New Roman"/>
+          <w:rFonts w:asciiTheme="majorHAnsi" w:hAnsiTheme="majorHAnsi" w:cstheme="majorHAnsi"/>
           <w:b/>
           <w:color w:val="B91C1C"/>
           <w:sz w:val="23"/>
@@ -745,7 +862,7 @@
       </w:r>
       <w:r>
         <w:rPr>
-          <w:rFonts w:ascii="Times New Roman" w:hAnsi="Times New Roman"/>
+          <w:rFonts w:asciiTheme="majorHAnsi" w:hAnsiTheme="majorHAnsi" w:cstheme="majorHAnsi"/>
           <w:sz w:val="23"/>
         </w:rPr>
         <w:t xml:space="preserve">Zustand State Management Documentation – </w:t>
@@ -754,7 +871,7 @@
         <w:r>
           <w:rPr>
             <w:rStyle w:val="Hyperlink"/>
-            <w:rFonts w:ascii="Times New Roman" w:hAnsi="Times New Roman"/>
+            <w:rFonts w:asciiTheme="majorHAnsi" w:hAnsiTheme="majorHAnsi" w:cstheme="majorHAnsi"/>
             <w:sz w:val="23"/>
           </w:rPr>
           <w:t>https://zustand.docs.pmnd.rs/</w:t>
@@ -762,7 +879,7 @@
       </w:hyperlink>
       <w:r>
         <w:rPr>
-          <w:rFonts w:ascii="Times New Roman" w:hAnsi="Times New Roman"/>
+          <w:rFonts w:asciiTheme="majorHAnsi" w:hAnsiTheme="majorHAnsi" w:cstheme="majorHAnsi"/>
           <w:sz w:val="23"/>
         </w:rPr>
         <w:t xml:space="preserve"> </w:t>
@@ -773,46 +890,31 @@
         <w:spacing w:after="160" w:line="288" w:lineRule="auto"/>
         <w:ind w:left="504" w:hanging="504"/>
         <w:jc w:val="both"/>
+        <w:rPr>
+          <w:rFonts w:asciiTheme="majorHAnsi" w:hAnsiTheme="majorHAnsi" w:cstheme="majorHAnsi"/>
+        </w:rPr>
       </w:pPr>
       <w:r>
         <w:rPr>
-          <w:rFonts w:ascii="Times New Roman" w:hAnsi="Times New Roman"/>
+          <w:rFonts w:asciiTheme="majorHAnsi" w:hAnsiTheme="majorHAnsi" w:cstheme="majorHAnsi"/>
           <w:b/>
           <w:color w:val="B91C1C"/>
           <w:sz w:val="23"/>
         </w:rPr>
-        <w:t>[13</w:t>
-      </w:r>
-      <w:proofErr w:type="gramStart"/>
-      <w:r>
-        <w:rPr>
-          <w:rFonts w:ascii="Times New Roman" w:hAnsi="Times New Roman"/>
-          <w:b/>
-          <w:color w:val="B91C1C"/>
-          <w:sz w:val="23"/>
-        </w:rPr>
-        <w:t xml:space="preserve">]  </w:t>
+        <w:t xml:space="preserve">[13] </w:t>
       </w:r>
       <w:r>
         <w:rPr>
-          <w:rFonts w:ascii="Times New Roman" w:hAnsi="Times New Roman"/>
+          <w:rFonts w:asciiTheme="majorHAnsi" w:hAnsiTheme="majorHAnsi" w:cstheme="majorHAnsi"/>
           <w:sz w:val="23"/>
         </w:rPr>
-        <w:t>MySQL</w:t>
-      </w:r>
-      <w:proofErr w:type="gramEnd"/>
-      <w:r>
-        <w:rPr>
-          <w:rFonts w:ascii="Times New Roman" w:hAnsi="Times New Roman"/>
-          <w:sz w:val="23"/>
-        </w:rPr>
-        <w:t xml:space="preserve"> Official Documentation – </w:t>
+        <w:t xml:space="preserve">MySQL Official Documentation – </w:t>
       </w:r>
       <w:hyperlink r:id="rId20" w:history="1">
         <w:r>
           <w:rPr>
             <w:rStyle w:val="Hyperlink"/>
-            <w:rFonts w:ascii="Times New Roman" w:hAnsi="Times New Roman"/>
+            <w:rFonts w:asciiTheme="majorHAnsi" w:hAnsiTheme="majorHAnsi" w:cstheme="majorHAnsi"/>
             <w:sz w:val="23"/>
           </w:rPr>
           <w:t>https://dev.mysql.com/doc/</w:t>
@@ -820,7 +922,7 @@
       </w:hyperlink>
       <w:r>
         <w:rPr>
-          <w:rFonts w:ascii="Times New Roman" w:hAnsi="Times New Roman"/>
+          <w:rFonts w:asciiTheme="majorHAnsi" w:hAnsiTheme="majorHAnsi" w:cstheme="majorHAnsi"/>
           <w:sz w:val="23"/>
         </w:rPr>
         <w:t xml:space="preserve"> </w:t>
@@ -831,62 +933,31 @@
         <w:spacing w:after="160" w:line="288" w:lineRule="auto"/>
         <w:ind w:left="504" w:hanging="504"/>
         <w:jc w:val="both"/>
+        <w:rPr>
+          <w:rFonts w:asciiTheme="majorHAnsi" w:hAnsiTheme="majorHAnsi" w:cstheme="majorHAnsi"/>
+        </w:rPr>
       </w:pPr>
       <w:r>
         <w:rPr>
-          <w:rFonts w:ascii="Times New Roman" w:hAnsi="Times New Roman"/>
+          <w:rFonts w:asciiTheme="majorHAnsi" w:hAnsiTheme="majorHAnsi" w:cstheme="majorHAnsi"/>
           <w:b/>
           <w:color w:val="B91C1C"/>
           <w:sz w:val="23"/>
         </w:rPr>
-        <w:t>[14</w:t>
-      </w:r>
-      <w:proofErr w:type="gramStart"/>
-      <w:r>
-        <w:rPr>
-          <w:rFonts w:ascii="Times New Roman" w:hAnsi="Times New Roman"/>
-          <w:b/>
-          <w:color w:val="B91C1C"/>
-          <w:sz w:val="23"/>
-        </w:rPr>
-        <w:t xml:space="preserve">]  </w:t>
+        <w:t xml:space="preserve">[14] </w:t>
       </w:r>
       <w:r>
         <w:rPr>
-          <w:rFonts w:ascii="Times New Roman" w:hAnsi="Times New Roman"/>
+          <w:rFonts w:asciiTheme="majorHAnsi" w:hAnsiTheme="majorHAnsi" w:cstheme="majorHAnsi"/>
           <w:sz w:val="23"/>
         </w:rPr>
-        <w:t>Swagger</w:t>
-      </w:r>
-      <w:proofErr w:type="gramEnd"/>
-      <w:r>
-        <w:rPr>
-          <w:rFonts w:ascii="Times New Roman" w:hAnsi="Times New Roman"/>
-          <w:sz w:val="23"/>
-        </w:rPr>
-        <w:t xml:space="preserve"> / </w:t>
-      </w:r>
-      <w:proofErr w:type="spellStart"/>
-      <w:r>
-        <w:rPr>
-          <w:rFonts w:ascii="Times New Roman" w:hAnsi="Times New Roman"/>
-          <w:sz w:val="23"/>
-        </w:rPr>
-        <w:t>OpenAPI</w:t>
-      </w:r>
-      <w:proofErr w:type="spellEnd"/>
-      <w:r>
-        <w:rPr>
-          <w:rFonts w:ascii="Times New Roman" w:hAnsi="Times New Roman"/>
-          <w:sz w:val="23"/>
-        </w:rPr>
-        <w:t xml:space="preserve"> Documentation – </w:t>
+        <w:t xml:space="preserve">Swagger / OpenAPI Documentation – </w:t>
       </w:r>
       <w:hyperlink r:id="rId21" w:history="1">
         <w:r>
           <w:rPr>
             <w:rStyle w:val="Hyperlink"/>
-            <w:rFonts w:ascii="Times New Roman" w:hAnsi="Times New Roman"/>
+            <w:rFonts w:asciiTheme="majorHAnsi" w:hAnsiTheme="majorHAnsi" w:cstheme="majorHAnsi"/>
             <w:sz w:val="23"/>
           </w:rPr>
           <w:t>https://swagger.io/docs/</w:t>
@@ -894,7 +965,7 @@
       </w:hyperlink>
       <w:r>
         <w:rPr>
-          <w:rFonts w:ascii="Times New Roman" w:hAnsi="Times New Roman"/>
+          <w:rFonts w:asciiTheme="majorHAnsi" w:hAnsiTheme="majorHAnsi" w:cstheme="majorHAnsi"/>
           <w:sz w:val="23"/>
         </w:rPr>
         <w:t xml:space="preserve"> </w:t>
@@ -905,46 +976,31 @@
         <w:spacing w:after="160" w:line="288" w:lineRule="auto"/>
         <w:ind w:left="504" w:hanging="504"/>
         <w:jc w:val="both"/>
+        <w:rPr>
+          <w:rFonts w:asciiTheme="majorHAnsi" w:hAnsiTheme="majorHAnsi" w:cstheme="majorHAnsi"/>
+        </w:rPr>
       </w:pPr>
       <w:r>
         <w:rPr>
-          <w:rFonts w:ascii="Times New Roman" w:hAnsi="Times New Roman"/>
+          <w:rFonts w:asciiTheme="majorHAnsi" w:hAnsiTheme="majorHAnsi" w:cstheme="majorHAnsi"/>
           <w:b/>
           <w:color w:val="B91C1C"/>
           <w:sz w:val="23"/>
         </w:rPr>
-        <w:t>[15</w:t>
-      </w:r>
-      <w:proofErr w:type="gramStart"/>
-      <w:r>
-        <w:rPr>
-          <w:rFonts w:ascii="Times New Roman" w:hAnsi="Times New Roman"/>
-          <w:b/>
-          <w:color w:val="B91C1C"/>
-          <w:sz w:val="23"/>
-        </w:rPr>
-        <w:t xml:space="preserve">]  </w:t>
+        <w:t xml:space="preserve">[15] </w:t>
       </w:r>
       <w:r>
         <w:rPr>
-          <w:rFonts w:ascii="Times New Roman" w:hAnsi="Times New Roman"/>
+          <w:rFonts w:asciiTheme="majorHAnsi" w:hAnsiTheme="majorHAnsi" w:cstheme="majorHAnsi"/>
           <w:sz w:val="23"/>
         </w:rPr>
-        <w:t>Postman</w:t>
-      </w:r>
-      <w:proofErr w:type="gramEnd"/>
-      <w:r>
-        <w:rPr>
-          <w:rFonts w:ascii="Times New Roman" w:hAnsi="Times New Roman"/>
-          <w:sz w:val="23"/>
-        </w:rPr>
-        <w:t xml:space="preserve"> Learning Center – </w:t>
+        <w:t xml:space="preserve">Postman Learning Center – </w:t>
       </w:r>
       <w:hyperlink r:id="rId22" w:history="1">
         <w:r>
           <w:rPr>
             <w:rStyle w:val="Hyperlink"/>
-            <w:rFonts w:ascii="Times New Roman" w:hAnsi="Times New Roman"/>
+            <w:rFonts w:asciiTheme="majorHAnsi" w:hAnsiTheme="majorHAnsi" w:cstheme="majorHAnsi"/>
             <w:sz w:val="23"/>
           </w:rPr>
           <w:t>https://learning.postman.com/</w:t>
@@ -952,7 +1008,7 @@
       </w:hyperlink>
       <w:r>
         <w:rPr>
-          <w:rFonts w:ascii="Times New Roman" w:hAnsi="Times New Roman"/>
+          <w:rFonts w:asciiTheme="majorHAnsi" w:hAnsiTheme="majorHAnsi" w:cstheme="majorHAnsi"/>
           <w:sz w:val="23"/>
         </w:rPr>
         <w:t xml:space="preserve"> </w:t>
@@ -963,46 +1019,31 @@
         <w:spacing w:after="160" w:line="288" w:lineRule="auto"/>
         <w:ind w:left="504" w:hanging="504"/>
         <w:jc w:val="both"/>
+        <w:rPr>
+          <w:rFonts w:asciiTheme="majorHAnsi" w:hAnsiTheme="majorHAnsi" w:cstheme="majorHAnsi"/>
+        </w:rPr>
       </w:pPr>
       <w:r>
         <w:rPr>
-          <w:rFonts w:ascii="Times New Roman" w:hAnsi="Times New Roman"/>
+          <w:rFonts w:asciiTheme="majorHAnsi" w:hAnsiTheme="majorHAnsi" w:cstheme="majorHAnsi"/>
           <w:b/>
           <w:color w:val="B91C1C"/>
           <w:sz w:val="23"/>
         </w:rPr>
-        <w:t>[16</w:t>
-      </w:r>
-      <w:proofErr w:type="gramStart"/>
-      <w:r>
-        <w:rPr>
-          <w:rFonts w:ascii="Times New Roman" w:hAnsi="Times New Roman"/>
-          <w:b/>
-          <w:color w:val="B91C1C"/>
-          <w:sz w:val="23"/>
-        </w:rPr>
-        <w:t xml:space="preserve">]  </w:t>
+        <w:t xml:space="preserve">[16] </w:t>
       </w:r>
       <w:r>
         <w:rPr>
-          <w:rFonts w:ascii="Times New Roman" w:hAnsi="Times New Roman"/>
+          <w:rFonts w:asciiTheme="majorHAnsi" w:hAnsiTheme="majorHAnsi" w:cstheme="majorHAnsi"/>
           <w:sz w:val="23"/>
         </w:rPr>
-        <w:t>Stack</w:t>
-      </w:r>
-      <w:proofErr w:type="gramEnd"/>
-      <w:r>
-        <w:rPr>
-          <w:rFonts w:ascii="Times New Roman" w:hAnsi="Times New Roman"/>
-          <w:sz w:val="23"/>
-        </w:rPr>
-        <w:t xml:space="preserve"> Overflow Developer Community – </w:t>
+        <w:t xml:space="preserve">Stack Overflow Developer Community – </w:t>
       </w:r>
       <w:hyperlink r:id="rId23" w:history="1">
         <w:r>
           <w:rPr>
             <w:rStyle w:val="Hyperlink"/>
-            <w:rFonts w:ascii="Times New Roman" w:hAnsi="Times New Roman"/>
+            <w:rFonts w:asciiTheme="majorHAnsi" w:hAnsiTheme="majorHAnsi" w:cstheme="majorHAnsi"/>
             <w:sz w:val="23"/>
           </w:rPr>
           <w:t>https://stackoverflow.com/</w:t>
@@ -1010,7 +1051,7 @@
       </w:hyperlink>
       <w:r>
         <w:rPr>
-          <w:rFonts w:ascii="Times New Roman" w:hAnsi="Times New Roman"/>
+          <w:rFonts w:asciiTheme="majorHAnsi" w:hAnsiTheme="majorHAnsi" w:cstheme="majorHAnsi"/>
           <w:sz w:val="23"/>
         </w:rPr>
         <w:t xml:space="preserve"> </w:t>
@@ -1021,46 +1062,31 @@
         <w:spacing w:after="160" w:line="288" w:lineRule="auto"/>
         <w:ind w:left="504" w:hanging="504"/>
         <w:jc w:val="both"/>
+        <w:rPr>
+          <w:rFonts w:asciiTheme="majorHAnsi" w:hAnsiTheme="majorHAnsi" w:cstheme="majorHAnsi"/>
+        </w:rPr>
       </w:pPr>
       <w:r>
         <w:rPr>
-          <w:rFonts w:ascii="Times New Roman" w:hAnsi="Times New Roman"/>
+          <w:rFonts w:asciiTheme="majorHAnsi" w:hAnsiTheme="majorHAnsi" w:cstheme="majorHAnsi"/>
           <w:b/>
           <w:color w:val="B91C1C"/>
           <w:sz w:val="23"/>
         </w:rPr>
-        <w:t>[17</w:t>
-      </w:r>
-      <w:proofErr w:type="gramStart"/>
-      <w:r>
-        <w:rPr>
-          <w:rFonts w:ascii="Times New Roman" w:hAnsi="Times New Roman"/>
-          <w:b/>
-          <w:color w:val="B91C1C"/>
-          <w:sz w:val="23"/>
-        </w:rPr>
-        <w:t xml:space="preserve">]  </w:t>
+        <w:t xml:space="preserve">[17] </w:t>
       </w:r>
       <w:r>
         <w:rPr>
-          <w:rFonts w:ascii="Times New Roman" w:hAnsi="Times New Roman"/>
+          <w:rFonts w:asciiTheme="majorHAnsi" w:hAnsiTheme="majorHAnsi" w:cstheme="majorHAnsi"/>
           <w:sz w:val="23"/>
         </w:rPr>
-        <w:t>GeeksforGeeks</w:t>
-      </w:r>
-      <w:proofErr w:type="gramEnd"/>
-      <w:r>
-        <w:rPr>
-          <w:rFonts w:ascii="Times New Roman" w:hAnsi="Times New Roman"/>
-          <w:sz w:val="23"/>
-        </w:rPr>
-        <w:t xml:space="preserve"> – </w:t>
+        <w:t xml:space="preserve">GeeksforGeeks – </w:t>
       </w:r>
       <w:hyperlink r:id="rId24" w:history="1">
         <w:r>
           <w:rPr>
             <w:rStyle w:val="Hyperlink"/>
-            <w:rFonts w:ascii="Times New Roman" w:hAnsi="Times New Roman"/>
+            <w:rFonts w:asciiTheme="majorHAnsi" w:hAnsiTheme="majorHAnsi" w:cstheme="majorHAnsi"/>
             <w:sz w:val="23"/>
           </w:rPr>
           <w:t>https://www.geeksforgeeks.org/</w:t>
@@ -1068,7 +1094,7 @@
       </w:hyperlink>
       <w:r>
         <w:rPr>
-          <w:rFonts w:ascii="Times New Roman" w:hAnsi="Times New Roman"/>
+          <w:rFonts w:asciiTheme="majorHAnsi" w:hAnsiTheme="majorHAnsi" w:cstheme="majorHAnsi"/>
           <w:sz w:val="23"/>
         </w:rPr>
         <w:t xml:space="preserve"> </w:t>
@@ -1079,46 +1105,31 @@
         <w:spacing w:after="160" w:line="288" w:lineRule="auto"/>
         <w:ind w:left="504" w:hanging="504"/>
         <w:jc w:val="both"/>
+        <w:rPr>
+          <w:rFonts w:asciiTheme="majorHAnsi" w:hAnsiTheme="majorHAnsi" w:cstheme="majorHAnsi"/>
+        </w:rPr>
       </w:pPr>
       <w:r>
         <w:rPr>
-          <w:rFonts w:ascii="Times New Roman" w:hAnsi="Times New Roman"/>
+          <w:rFonts w:asciiTheme="majorHAnsi" w:hAnsiTheme="majorHAnsi" w:cstheme="majorHAnsi"/>
           <w:b/>
           <w:color w:val="B91C1C"/>
           <w:sz w:val="23"/>
         </w:rPr>
-        <w:t>[18</w:t>
-      </w:r>
-      <w:proofErr w:type="gramStart"/>
-      <w:r>
-        <w:rPr>
-          <w:rFonts w:ascii="Times New Roman" w:hAnsi="Times New Roman"/>
-          <w:b/>
-          <w:color w:val="B91C1C"/>
-          <w:sz w:val="23"/>
-        </w:rPr>
-        <w:t xml:space="preserve">]  </w:t>
+        <w:t xml:space="preserve">[18] </w:t>
       </w:r>
       <w:r>
         <w:rPr>
-          <w:rFonts w:ascii="Times New Roman" w:hAnsi="Times New Roman"/>
+          <w:rFonts w:asciiTheme="majorHAnsi" w:hAnsiTheme="majorHAnsi" w:cstheme="majorHAnsi"/>
           <w:sz w:val="23"/>
         </w:rPr>
-        <w:t>GitHub</w:t>
-      </w:r>
-      <w:proofErr w:type="gramEnd"/>
-      <w:r>
-        <w:rPr>
-          <w:rFonts w:ascii="Times New Roman" w:hAnsi="Times New Roman"/>
-          <w:sz w:val="23"/>
-        </w:rPr>
-        <w:t xml:space="preserve"> Documentation – </w:t>
+        <w:t xml:space="preserve">GitHub Documentation – </w:t>
       </w:r>
       <w:hyperlink r:id="rId25" w:history="1">
         <w:r>
           <w:rPr>
             <w:rStyle w:val="Hyperlink"/>
-            <w:rFonts w:ascii="Times New Roman" w:hAnsi="Times New Roman"/>
+            <w:rFonts w:asciiTheme="majorHAnsi" w:hAnsiTheme="majorHAnsi" w:cstheme="majorHAnsi"/>
             <w:sz w:val="23"/>
           </w:rPr>
           <w:t>https://docs.github.com/</w:t>
@@ -1126,7 +1137,7 @@
       </w:hyperlink>
       <w:r>
         <w:rPr>
-          <w:rFonts w:ascii="Times New Roman" w:hAnsi="Times New Roman"/>
+          <w:rFonts w:asciiTheme="majorHAnsi" w:hAnsiTheme="majorHAnsi" w:cstheme="majorHAnsi"/>
           <w:sz w:val="23"/>
         </w:rPr>
         <w:t xml:space="preserve"> </w:t>
@@ -1180,23 +1191,7 @@
         <w:rFonts w:ascii="Times New Roman" w:hAnsi="Times New Roman"/>
         <w:b/>
       </w:rPr>
-      <w:t xml:space="preserve">Group No – </w:t>
-    </w:r>
-    <w:proofErr w:type="spellStart"/>
-    <w:r>
-      <w:rPr>
-        <w:rFonts w:ascii="Times New Roman" w:hAnsi="Times New Roman"/>
-        <w:b/>
-      </w:rPr>
-      <w:t>StreamHub</w:t>
-    </w:r>
-    <w:proofErr w:type="spellEnd"/>
-    <w:r>
-      <w:rPr>
-        <w:rFonts w:ascii="Times New Roman" w:hAnsi="Times New Roman"/>
-        <w:b/>
-      </w:rPr>
-      <w:t xml:space="preserve"> Project</w:t>
+      <w:t>Group No – StreamHub Project</w:t>
     </w:r>
     <w:r>
       <w:tab/>
@@ -1287,27 +1282,7 @@
         <w:color w:val="000000"/>
         <w:sz w:val="24"/>
       </w:rPr>
-      <w:t xml:space="preserve">Acharya </w:t>
-    </w:r>
-    <w:proofErr w:type="spellStart"/>
-    <w:r>
-      <w:rPr>
-        <w:rFonts w:ascii="Cambria" w:hAnsi="Cambria"/>
-        <w:b/>
-        <w:color w:val="000000"/>
-        <w:sz w:val="24"/>
-      </w:rPr>
-      <w:t>Motibhai</w:t>
-    </w:r>
-    <w:proofErr w:type="spellEnd"/>
-    <w:r>
-      <w:rPr>
-        <w:rFonts w:ascii="Cambria" w:hAnsi="Cambria"/>
-        <w:b/>
-        <w:color w:val="000000"/>
-        <w:sz w:val="24"/>
-      </w:rPr>
-      <w:t xml:space="preserve"> Patel Institute of Computer Studies</w:t>
+      <w:t>Acharya Motibhai Patel Institute of Computer Studies</w:t>
     </w:r>
   </w:p>
 </w:hdr>
